--- a/3 курс/6 семестр/Проектирование информационных систем/5/АстаховСП_ПР5_ИКБО-50-23.docx
+++ b/3 курс/6 семестр/Проектирование информационных систем/5/АстаховСП_ПР5_ИКБО-50-23.docx
@@ -345,7 +345,7 @@
                           </wp:anchor>
                         </w:drawing>
                       </mc:Choice>
-                      <mc:Fallback xmlns:cr="http://schemas.microsoft.com/office/comments/2020/reactions" xmlns="http://schemas.microsoft.com/office/tasks/2019/documenttasks" xmlns:dgm="http://schemas.openxmlformats.org/drawingml/2006/diagram" xmlns:lc="http://schemas.openxmlformats.org/drawingml/2006/lockedCanvas" xmlns:c="http://schemas.openxmlformats.org/drawingml/2006/chart" xmlns:pic="http://schemas.openxmlformats.org/drawingml/2006/picture" xmlns:a="http://schemas.openxmlformats.org/drawingml/2006/main" xmlns:sl="http://schemas.openxmlformats.org/schemaLibrary/2006/main">
+                      <mc:Fallback xmlns:sl="http://schemas.openxmlformats.org/schemaLibrary/2006/main" xmlns:a="http://schemas.openxmlformats.org/drawingml/2006/main" xmlns:pic="http://schemas.openxmlformats.org/drawingml/2006/picture" xmlns:c="http://schemas.openxmlformats.org/drawingml/2006/chart" xmlns:lc="http://schemas.openxmlformats.org/drawingml/2006/lockedCanvas" xmlns:dgm="http://schemas.openxmlformats.org/drawingml/2006/diagram" xmlns="http://schemas.microsoft.com/office/tasks/2019/documenttasks" xmlns:cr="http://schemas.microsoft.com/office/comments/2020/reactions">
                         <w:drawing>
                           <wp:anchor allowOverlap="1" behindDoc="0" distB="0" distT="0" distL="114300" distR="114300" hidden="0" layoutInCell="1" locked="0" relativeHeight="0" simplePos="0">
                             <wp:simplePos x="0" y="0"/>
@@ -1683,55 +1683,7 @@
           <w:szCs w:val="28"/>
         </w:rPr>
         <w:tab/>
-      </w:r>
-      <w:r>
-        <w:rPr>
-          <w:sz w:val="28"/>
-          <w:szCs w:val="28"/>
-        </w:rPr>
-        <w:t xml:space="preserve">Построим  декомпозицию </w:t>
-      </w:r>
-      <w:r>
-        <w:rPr>
-          <w:sz w:val="28"/>
-          <w:szCs w:val="28"/>
-        </w:rPr>
-        <w:t>подпроцесс</w:t>
-      </w:r>
-      <w:r>
-        <w:rPr>
-          <w:sz w:val="28"/>
-          <w:szCs w:val="28"/>
-        </w:rPr>
-        <w:t xml:space="preserve"> </w:t>
-      </w:r>
-      <w:r>
-        <w:rPr>
-          <w:sz w:val="28"/>
-          <w:szCs w:val="28"/>
-        </w:rPr>
-        <w:t>«</w:t>
-      </w:r>
-      <w:r>
-        <w:rPr>
-          <w:sz w:val="28"/>
-          <w:szCs w:val="28"/>
-        </w:rPr>
-        <w:t>Блокировка средств</w:t>
-      </w:r>
-      <w:r>
-        <w:rPr>
-          <w:sz w:val="28"/>
-          <w:szCs w:val="28"/>
-        </w:rPr>
-        <w:t>»</w:t>
-      </w:r>
-      <w:r>
-        <w:rPr>
-          <w:sz w:val="28"/>
-          <w:szCs w:val="28"/>
-        </w:rPr>
-        <w:t xml:space="preserve"> в нотации </w:t>
+        <w:t xml:space="preserve">Переделаем процесс «Торговля на игровой площадке» в нотацию </w:t>
       </w:r>
       <w:r>
         <w:rPr>
@@ -1746,48 +1698,76 @@
           <w:sz w:val="28"/>
           <w:szCs w:val="28"/>
         </w:rPr>
-        <w:t>, а потом декомпозируем еще раз</w:t>
+        <w:t xml:space="preserve"> </w:t>
       </w:r>
       <w:r>
         <w:rPr>
           <w:sz w:val="28"/>
           <w:szCs w:val="28"/>
         </w:rPr>
-        <w:t xml:space="preserve"> </w:t>
+        <w:t>и  п</w:t>
       </w:r>
       <w:r>
         <w:rPr>
           <w:sz w:val="28"/>
           <w:szCs w:val="28"/>
         </w:rPr>
-        <w:t>п</w:t>
+        <w:t>остроим  декомпозиц</w:t>
       </w:r>
       <w:r>
         <w:rPr>
           <w:sz w:val="28"/>
           <w:szCs w:val="28"/>
         </w:rPr>
-        <w:t>одпроцесс</w:t>
+        <w:t>ию этого процесса</w:t>
       </w:r>
       <w:r>
         <w:rPr>
           <w:sz w:val="28"/>
           <w:szCs w:val="28"/>
         </w:rPr>
-        <w:t xml:space="preserve"> этой декомпозиции</w:t>
+        <w:t>, а потом декомпозируем еще раз</w:t>
       </w:r>
       <w:r>
         <w:rPr>
           <w:sz w:val="28"/>
           <w:szCs w:val="28"/>
         </w:rPr>
-        <w:t>.</w:t>
+        <w:t xml:space="preserve"> </w:t>
       </w:r>
       <w:r>
         <w:rPr>
           <w:sz w:val="28"/>
           <w:szCs w:val="28"/>
         </w:rPr>
+        <w:t>п</w:t>
+      </w:r>
+      <w:r>
+        <w:rPr>
+          <w:sz w:val="28"/>
+          <w:szCs w:val="28"/>
+        </w:rPr>
+        <w:t>одпроцесс</w:t>
+      </w:r>
+      <w:r>
+        <w:rPr>
+          <w:sz w:val="28"/>
+          <w:szCs w:val="28"/>
+        </w:rPr>
+        <w:t xml:space="preserve"> этой декомпозиции</w:t>
+      </w:r>
+      <w:r>
+        <w:rPr>
+          <w:sz w:val="28"/>
+          <w:szCs w:val="28"/>
+        </w:rPr>
+        <w:t>.</w:t>
+      </w:r>
+      <w:r>
+        <w:rPr>
+          <w:sz w:val="28"/>
+          <w:szCs w:val="28"/>
+        </w:rPr>
         <w:t xml:space="preserve"> </w:t>
       </w:r>
     </w:p>
@@ -1906,6 +1886,7 @@
         <w:rPr>
           <w:sz w:val="28"/>
           <w:szCs w:val="28"/>
+          <w:lang w:val="en-US"/>
         </w:rPr>
       </w:pPr>
       <w:r>
@@ -1965,14 +1946,21 @@
           <w:i/>
           <w:iCs/>
         </w:rPr>
-        <w:t>Элементы декомпозиции</w:t>
+        <w:t xml:space="preserve">Элементы </w:t>
       </w:r>
       <w:r>
         <w:rPr>
           <w:i/>
           <w:iCs/>
         </w:rPr>
-        <w:t xml:space="preserve"> 3 уровня связи</w:t>
+        <w:t>0</w:t>
+      </w:r>
+      <w:r>
+        <w:rPr>
+          <w:i/>
+          <w:iCs/>
+        </w:rPr>
+        <w:t xml:space="preserve"> уровня связи</w:t>
       </w:r>
       <w:r>
         <w:rPr>
@@ -1995,6 +1983,34 @@
           <w:lang w:val="en-US"/>
         </w:rPr>
         <w:t>DFD</w:t>
+      </w:r>
+      <w:r>
+        <w:rPr>
+          <w:i/>
+          <w:iCs/>
+        </w:rPr>
+        <w:t xml:space="preserve"> </w:t>
+      </w:r>
+      <w:r>
+        <w:rPr>
+          <w:i/>
+          <w:iCs/>
+        </w:rPr>
+        <w:t xml:space="preserve">процесса «Торговля на игровой </w:t>
+      </w:r>
+      <w:r>
+        <w:rPr>
+          <w:i/>
+          <w:iCs/>
+        </w:rPr>
+        <w:t>площадке</w:t>
+      </w:r>
+      <w:r>
+        <w:rPr>
+          <w:i/>
+          <w:iCs/>
+        </w:rPr>
+        <w:t>»</w:t>
       </w:r>
     </w:p>
     <w:tbl>
@@ -2083,7 +2099,7 @@
               <w:spacing w:line="240" w:lineRule="auto"/>
             </w:pPr>
             <w:r>
-              <w:t>Вход</w:t>
+              <w:t>В.С. Пользователь</w:t>
             </w:r>
           </w:p>
         </w:tc>
@@ -2096,7 +2112,7 @@
               <w:spacing w:line="240" w:lineRule="auto"/>
             </w:pPr>
             <w:r>
-              <w:t>Данные о зарезервированном товаре</w:t>
+              <w:t>Запросы</w:t>
             </w:r>
           </w:p>
         </w:tc>
@@ -2109,10 +2125,7 @@
               <w:spacing w:line="240" w:lineRule="auto"/>
             </w:pPr>
             <w:r>
-              <w:t xml:space="preserve">1 </w:t>
-            </w:r>
-            <w:r>
-              <w:t>Проверить достаточность средств</w:t>
+              <w:t>Торговля на игровой площадке</w:t>
             </w:r>
           </w:p>
         </w:tc>
@@ -2127,7 +2140,7 @@
               <w:spacing w:line="240" w:lineRule="auto"/>
             </w:pPr>
             <w:r>
-              <w:t>Вход</w:t>
+              <w:t>В.С. Администратор</w:t>
             </w:r>
           </w:p>
         </w:tc>
@@ -2140,7 +2153,7 @@
               <w:spacing w:line="240" w:lineRule="auto"/>
             </w:pPr>
             <w:r>
-              <w:t>Платежные данные</w:t>
+              <w:t>Настройки</w:t>
             </w:r>
           </w:p>
         </w:tc>
@@ -2153,10 +2166,7 @@
               <w:spacing w:line="240" w:lineRule="auto"/>
             </w:pPr>
             <w:r>
-              <w:t xml:space="preserve">1 </w:t>
-            </w:r>
-            <w:r>
-              <w:t>Проверить достаточность средств</w:t>
+              <w:t>Торговля на игровой площадке</w:t>
             </w:r>
           </w:p>
         </w:tc>
@@ -2171,7 +2181,10 @@
               <w:spacing w:line="240" w:lineRule="auto"/>
             </w:pPr>
             <w:r>
-              <w:t>Вход</w:t>
+              <w:t xml:space="preserve">В.С. </w:t>
+            </w:r>
+            <w:r>
+              <w:t>Игровая платформа</w:t>
             </w:r>
           </w:p>
         </w:tc>
@@ -2184,7 +2197,7 @@
               <w:spacing w:line="240" w:lineRule="auto"/>
             </w:pPr>
             <w:r>
-              <w:t>Платежные данные</w:t>
+              <w:t>Данные инвентаря</w:t>
             </w:r>
           </w:p>
         </w:tc>
@@ -2197,7 +2210,7 @@
               <w:spacing w:line="240" w:lineRule="auto"/>
             </w:pPr>
             <w:r>
-              <w:t>2 Списать средства с баланса покупателя</w:t>
+              <w:t>Торговля на игровой площадке</w:t>
             </w:r>
           </w:p>
         </w:tc>
@@ -2212,7 +2225,10 @@
               <w:spacing w:line="240" w:lineRule="auto"/>
             </w:pPr>
             <w:r>
-              <w:t>1 Проверить достаточность средств</w:t>
+              <w:t xml:space="preserve">В.С. </w:t>
+            </w:r>
+            <w:r>
+              <w:t>Платежный шлюз</w:t>
             </w:r>
           </w:p>
         </w:tc>
@@ -2225,7 +2241,7 @@
               <w:spacing w:line="240" w:lineRule="auto"/>
             </w:pPr>
             <w:r>
-              <w:t>Запрос на проверку кол-ва денег</w:t>
+              <w:t>Запросы на оплату</w:t>
             </w:r>
           </w:p>
         </w:tc>
@@ -2238,16 +2254,7 @@
               <w:spacing w:line="240" w:lineRule="auto"/>
             </w:pPr>
             <w:r>
-              <w:t>Х</w:t>
-            </w:r>
-            <w:r>
-              <w:t>.</w:t>
-            </w:r>
-            <w:r>
-              <w:t>Д.</w:t>
-            </w:r>
-            <w:r>
-              <w:t xml:space="preserve"> Балансы пользователей</w:t>
+              <w:t>Торговля на игровой площадке</w:t>
             </w:r>
           </w:p>
         </w:tc>
@@ -2262,7 +2269,7 @@
               <w:spacing w:line="240" w:lineRule="auto"/>
             </w:pPr>
             <w:r>
-              <w:t>Х.Д. Балансы пользователей</w:t>
+              <w:t>Торговля на игровой площадке</w:t>
             </w:r>
           </w:p>
         </w:tc>
@@ -2275,7 +2282,10 @@
               <w:spacing w:line="240" w:lineRule="auto"/>
             </w:pPr>
             <w:r>
-              <w:t>Подтверждение наличия средств</w:t>
+              <w:t>Чтение, запись(</w:t>
+            </w:r>
+            <w:r>
+              <w:t>Регистрация, баланс)</w:t>
             </w:r>
           </w:p>
         </w:tc>
@@ -2288,7 +2298,7 @@
               <w:spacing w:line="240" w:lineRule="auto"/>
             </w:pPr>
             <w:r>
-              <w:t>2 Списать средства с баланса покупателя</w:t>
+              <w:t>Х.Д. Пользователи</w:t>
             </w:r>
           </w:p>
         </w:tc>
@@ -2303,7 +2313,7 @@
               <w:spacing w:line="240" w:lineRule="auto"/>
             </w:pPr>
             <w:r>
-              <w:t>2 Списать средства с баланса покупателя</w:t>
+              <w:t>Торговля на игровой площадке</w:t>
             </w:r>
           </w:p>
         </w:tc>
@@ -2316,7 +2326,10 @@
               <w:spacing w:line="240" w:lineRule="auto"/>
             </w:pPr>
             <w:r>
-              <w:t>Подтверждение списания</w:t>
+              <w:t>Чтение, запись(</w:t>
+            </w:r>
+            <w:r>
+              <w:t>Каталог, статусы)</w:t>
             </w:r>
           </w:p>
         </w:tc>
@@ -2329,7 +2342,10 @@
               <w:spacing w:line="240" w:lineRule="auto"/>
             </w:pPr>
             <w:r>
-              <w:t>3 Зачисления средств на временный счет(эскроу)</w:t>
+              <w:t xml:space="preserve">Х.Д. </w:t>
+            </w:r>
+            <w:r>
+              <w:t>Товары</w:t>
             </w:r>
           </w:p>
         </w:tc>
@@ -2344,7 +2360,7 @@
               <w:spacing w:line="240" w:lineRule="auto"/>
             </w:pPr>
             <w:r>
-              <w:t>3 Зачисления средств на временный счет(эскроу)</w:t>
+              <w:t>Торговля на игровой площадке</w:t>
             </w:r>
           </w:p>
         </w:tc>
@@ -2357,7 +2373,10 @@
               <w:spacing w:line="240" w:lineRule="auto"/>
             </w:pPr>
             <w:r>
-              <w:t>Запись о зачислении</w:t>
+              <w:t>Чтение, запись(</w:t>
+            </w:r>
+            <w:r>
+              <w:t>Сделки, статусы)</w:t>
             </w:r>
           </w:p>
         </w:tc>
@@ -2370,7 +2389,10 @@
               <w:spacing w:line="240" w:lineRule="auto"/>
             </w:pPr>
             <w:r>
-              <w:t>Х.Д. Эскроу-счет</w:t>
+              <w:t xml:space="preserve">Х.Д. </w:t>
+            </w:r>
+            <w:r>
+              <w:t>Сделки</w:t>
             </w:r>
           </w:p>
         </w:tc>
@@ -2385,7 +2407,7 @@
               <w:spacing w:line="240" w:lineRule="auto"/>
             </w:pPr>
             <w:r>
-              <w:t>3 Зачисления средств на временный счет(эскроу)</w:t>
+              <w:t>Торговля на игровой площадке</w:t>
             </w:r>
           </w:p>
         </w:tc>
@@ -2398,7 +2420,7 @@
               <w:spacing w:line="240" w:lineRule="auto"/>
             </w:pPr>
             <w:r>
-              <w:t>Подтверждение блокировки средств</w:t>
+              <w:t>Чтение, запись(Финансы, комиссия)</w:t>
             </w:r>
           </w:p>
         </w:tc>
@@ -2411,7 +2433,10 @@
               <w:spacing w:line="240" w:lineRule="auto"/>
             </w:pPr>
             <w:r>
-              <w:t>Выход</w:t>
+              <w:t xml:space="preserve">Х.Д. </w:t>
+            </w:r>
+            <w:r>
+              <w:t>Транзакции</w:t>
             </w:r>
           </w:p>
         </w:tc>
@@ -2426,7 +2451,7 @@
               <w:spacing w:line="240" w:lineRule="auto"/>
             </w:pPr>
             <w:r>
-              <w:t>Х.Д. Эскроу-счет</w:t>
+              <w:t>Торговля на игровой площадке</w:t>
             </w:r>
           </w:p>
         </w:tc>
@@ -2439,7 +2464,10 @@
               <w:spacing w:line="240" w:lineRule="auto"/>
             </w:pPr>
             <w:r>
-              <w:t>Подтверждение блокировки средств</w:t>
+              <w:t>Платежные данные, подтверждени</w:t>
+            </w:r>
+            <w:r>
+              <w:t>я</w:t>
             </w:r>
           </w:p>
         </w:tc>
@@ -2452,301 +2480,7 @@
               <w:spacing w:line="240" w:lineRule="auto"/>
             </w:pPr>
             <w:r>
-              <w:t>Выход</w:t>
-            </w:r>
-          </w:p>
-        </w:tc>
-      </w:tr>
-    </w:tbl>
-    <w:p>
-      <w:pPr>
-        <w:rPr>
-          <w:i/>
-          <w:iCs/>
-        </w:rPr>
-      </w:pPr>
-    </w:p>
-    <w:p/>
-    <w:p>
-      <w:pPr>
-        <w:jc w:val="center"/>
-      </w:pPr>
-      <w:r>
-        <w:lastRenderedPageBreak/>
-        <w:drawing>
-          <wp:inline distT="0" distB="0" distL="0" distR="0" wp14:anchorId="4EABFAED" wp14:editId="36C62812">
-            <wp:extent cx="5940425" cy="3340100"/>
-            <wp:effectExtent l="0" t="0" r="3175" b="0"/>
-            <wp:docPr id="93614854" name="Рисунок 1"/>
-            <wp:cNvGraphicFramePr>
-              <a:graphicFrameLocks xmlns:a="http://schemas.openxmlformats.org/drawingml/2006/main" noChangeAspect="1"/>
-            </wp:cNvGraphicFramePr>
-            <a:graphic xmlns:a="http://schemas.openxmlformats.org/drawingml/2006/main">
-              <a:graphicData uri="http://schemas.openxmlformats.org/drawingml/2006/picture">
-                <pic:pic xmlns:pic="http://schemas.openxmlformats.org/drawingml/2006/picture">
-                  <pic:nvPicPr>
-                    <pic:cNvPr id="93614854" name=""/>
-                    <pic:cNvPicPr/>
-                  </pic:nvPicPr>
-                  <pic:blipFill>
-                    <a:blip r:embed="rId8"/>
-                    <a:stretch>
-                      <a:fillRect/>
-                    </a:stretch>
-                  </pic:blipFill>
-                  <pic:spPr>
-                    <a:xfrm>
-                      <a:off x="0" y="0"/>
-                      <a:ext cx="5940425" cy="3340100"/>
-                    </a:xfrm>
-                    <a:prstGeom prst="rect">
-                      <a:avLst/>
-                    </a:prstGeom>
-                  </pic:spPr>
-                </pic:pic>
-              </a:graphicData>
-            </a:graphic>
-          </wp:inline>
-        </w:drawing>
-      </w:r>
-      <w:r>
-        <w:t xml:space="preserve"> </w:t>
-      </w:r>
-      <w:r>
-        <w:t xml:space="preserve">Рисунок 1 </w:t>
-      </w:r>
-      <w:r>
-        <w:t xml:space="preserve">– Декомпозиция </w:t>
-      </w:r>
-      <w:r>
-        <w:t>под</w:t>
-      </w:r>
-      <w:r>
-        <w:t>процесса «</w:t>
-      </w:r>
-      <w:r>
-        <w:t>Блокировка средств</w:t>
-      </w:r>
-      <w:r>
-        <w:t>»</w:t>
-      </w:r>
-    </w:p>
-    <w:p>
-      <w:pPr>
-        <w:jc w:val="center"/>
-      </w:pPr>
-    </w:p>
-    <w:p>
-      <w:pPr>
-        <w:rPr>
-          <w:sz w:val="28"/>
-          <w:szCs w:val="28"/>
-        </w:rPr>
-      </w:pPr>
-      <w:r>
-        <w:tab/>
-      </w:r>
-      <w:r>
-        <w:rPr>
-          <w:sz w:val="28"/>
-          <w:szCs w:val="28"/>
-        </w:rPr>
-        <w:t>Теперь декомпозируем подпроцесс</w:t>
-      </w:r>
-      <w:r>
-        <w:rPr>
-          <w:sz w:val="28"/>
-          <w:szCs w:val="28"/>
-        </w:rPr>
-        <w:t xml:space="preserve"> «</w:t>
-      </w:r>
-      <w:r>
-        <w:rPr>
-          <w:sz w:val="28"/>
-          <w:szCs w:val="28"/>
-        </w:rPr>
-        <w:t>Зачисление средств на временный счет(эскроу)</w:t>
-      </w:r>
-      <w:r>
-        <w:rPr>
-          <w:sz w:val="28"/>
-          <w:szCs w:val="28"/>
-        </w:rPr>
-        <w:t>»</w:t>
-      </w:r>
-      <w:r>
-        <w:rPr>
-          <w:sz w:val="28"/>
-          <w:szCs w:val="28"/>
-        </w:rPr>
-        <w:t xml:space="preserve">. Результаты представлены в табл. </w:t>
-      </w:r>
-      <w:r>
-        <w:rPr>
-          <w:sz w:val="28"/>
-          <w:szCs w:val="28"/>
-        </w:rPr>
-        <w:t>2</w:t>
-      </w:r>
-      <w:r>
-        <w:rPr>
-          <w:sz w:val="28"/>
-          <w:szCs w:val="28"/>
-        </w:rPr>
-        <w:t xml:space="preserve"> </w:t>
-      </w:r>
-      <w:r>
-        <w:rPr>
-          <w:sz w:val="28"/>
-          <w:szCs w:val="28"/>
-        </w:rPr>
-        <w:t xml:space="preserve"> и рис.2:</w:t>
-      </w:r>
-    </w:p>
-    <w:p>
-      <w:pPr>
-        <w:rPr>
-          <w:i/>
-          <w:iCs/>
-        </w:rPr>
-      </w:pPr>
-      <w:r>
-        <w:rPr>
-          <w:i/>
-          <w:iCs/>
-        </w:rPr>
-        <w:t xml:space="preserve">Таблица </w:t>
-      </w:r>
-      <w:r>
-        <w:rPr>
-          <w:i/>
-          <w:iCs/>
-        </w:rPr>
-        <w:t>2</w:t>
-      </w:r>
-      <w:r>
-        <w:rPr>
-          <w:i/>
-          <w:iCs/>
-        </w:rPr>
-        <w:t xml:space="preserve"> </w:t>
-      </w:r>
-      <w:r>
-        <w:rPr>
-          <w:i/>
-          <w:iCs/>
-        </w:rPr>
-        <w:t>–</w:t>
-      </w:r>
-      <w:r>
-        <w:rPr>
-          <w:i/>
-          <w:iCs/>
-        </w:rPr>
-        <w:t xml:space="preserve"> </w:t>
-      </w:r>
-      <w:r>
-        <w:rPr>
-          <w:i/>
-          <w:iCs/>
-        </w:rPr>
-        <w:t xml:space="preserve">Элементы декомпозиции </w:t>
-      </w:r>
-      <w:r>
-        <w:rPr>
-          <w:i/>
-          <w:iCs/>
-        </w:rPr>
-        <w:t>4</w:t>
-      </w:r>
-      <w:r>
-        <w:rPr>
-          <w:i/>
-          <w:iCs/>
-        </w:rPr>
-        <w:t xml:space="preserve"> уровня связи нотации </w:t>
-      </w:r>
-      <w:r>
-        <w:rPr>
-          <w:i/>
-          <w:iCs/>
-          <w:lang w:val="en-US"/>
-        </w:rPr>
-        <w:t>DFD</w:t>
-      </w:r>
-    </w:p>
-    <w:tbl>
-      <w:tblPr>
-        <w:tblStyle w:val="ac"/>
-        <w:tblW w:w="0" w:type="auto"/>
-        <w:tblLook w:val="04A0" w:firstRow="1" w:lastRow="0" w:firstColumn="1" w:lastColumn="0" w:noHBand="0" w:noVBand="1"/>
-      </w:tblPr>
-      <w:tblGrid>
-        <w:gridCol w:w="3279"/>
-        <w:gridCol w:w="3146"/>
-        <w:gridCol w:w="2920"/>
-      </w:tblGrid>
-      <w:tr>
-        <w:tc>
-          <w:tcPr>
-            <w:tcW w:w="3279" w:type="dxa"/>
-          </w:tcPr>
-          <w:p>
-            <w:pPr>
-              <w:spacing w:line="240" w:lineRule="auto"/>
-              <w:rPr>
-                <w:i/>
-                <w:iCs/>
-              </w:rPr>
-            </w:pPr>
-            <w:r>
-              <w:rPr>
-                <w:i/>
-                <w:iCs/>
-              </w:rPr>
-              <w:t>Элемент</w:t>
-            </w:r>
-          </w:p>
-        </w:tc>
-        <w:tc>
-          <w:tcPr>
-            <w:tcW w:w="3146" w:type="dxa"/>
-          </w:tcPr>
-          <w:p>
-            <w:pPr>
-              <w:spacing w:line="240" w:lineRule="auto"/>
-              <w:rPr>
-                <w:i/>
-                <w:iCs/>
-              </w:rPr>
-            </w:pPr>
-            <w:r>
-              <w:rPr>
-                <w:i/>
-                <w:iCs/>
-              </w:rPr>
-              <w:t>Связь</w:t>
-            </w:r>
-          </w:p>
-        </w:tc>
-        <w:tc>
-          <w:tcPr>
-            <w:tcW w:w="2920" w:type="dxa"/>
-          </w:tcPr>
-          <w:p>
-            <w:pPr>
-              <w:spacing w:line="240" w:lineRule="auto"/>
-              <w:rPr>
-                <w:i/>
-                <w:iCs/>
-              </w:rPr>
-            </w:pPr>
-            <w:r>
-              <w:rPr>
-                <w:i/>
-                <w:iCs/>
-              </w:rPr>
-              <w:t>Элемент</w:t>
+              <w:t>В.С. Платежный шлюз</w:t>
             </w:r>
           </w:p>
         </w:tc>
@@ -2761,214 +2495,60 @@
               <w:spacing w:line="240" w:lineRule="auto"/>
             </w:pPr>
             <w:r>
-              <w:t>Вход</w:t>
+              <w:t>Торговля на игровой площадке</w:t>
             </w:r>
           </w:p>
         </w:tc>
         <w:tc>
           <w:tcPr>
-            <w:tcW w:w="3146" w:type="dxa"/>
+            <w:tcW w:w="2812" w:type="dxa"/>
           </w:tcPr>
           <w:p>
             <w:pPr>
               <w:spacing w:line="240" w:lineRule="auto"/>
             </w:pPr>
             <w:r>
-              <w:t>Подтверждения списания</w:t>
+              <w:t>Отображение каталога, результаты сделок, уведомление</w:t>
             </w:r>
           </w:p>
         </w:tc>
         <w:tc>
           <w:tcPr>
-            <w:tcW w:w="2920" w:type="dxa"/>
+            <w:tcW w:w="3254" w:type="dxa"/>
           </w:tcPr>
           <w:p>
             <w:pPr>
               <w:spacing w:line="240" w:lineRule="auto"/>
             </w:pPr>
             <w:r>
-              <w:t>1 Получения подтверждения списания</w:t>
-            </w:r>
-          </w:p>
-        </w:tc>
-      </w:tr>
-      <w:tr>
-        <w:tc>
-          <w:tcPr>
-            <w:tcW w:w="3279" w:type="dxa"/>
-          </w:tcPr>
-          <w:p>
-            <w:pPr>
-              <w:spacing w:line="240" w:lineRule="auto"/>
-            </w:pPr>
-            <w:r>
-              <w:t>1 Получения подтверждения списания</w:t>
-            </w:r>
-          </w:p>
-        </w:tc>
-        <w:tc>
-          <w:tcPr>
-            <w:tcW w:w="3146" w:type="dxa"/>
-          </w:tcPr>
-          <w:p>
-            <w:pPr>
-              <w:spacing w:line="240" w:lineRule="auto"/>
-            </w:pPr>
-            <w:r>
-              <w:t>Данные о списании</w:t>
-            </w:r>
-          </w:p>
-        </w:tc>
-        <w:tc>
-          <w:tcPr>
-            <w:tcW w:w="2920" w:type="dxa"/>
-          </w:tcPr>
-          <w:p>
-            <w:pPr>
-              <w:spacing w:line="240" w:lineRule="auto"/>
-            </w:pPr>
-            <w:r>
-              <w:t>2 Создания записи на эскроу-счет</w:t>
-            </w:r>
-          </w:p>
-        </w:tc>
-      </w:tr>
-      <w:tr>
-        <w:tc>
-          <w:tcPr>
-            <w:tcW w:w="3279" w:type="dxa"/>
-          </w:tcPr>
-          <w:p>
-            <w:pPr>
-              <w:spacing w:line="240" w:lineRule="auto"/>
-            </w:pPr>
-            <w:r>
-              <w:t>2 Создания записи на эскроу-счет</w:t>
-            </w:r>
-          </w:p>
-        </w:tc>
-        <w:tc>
-          <w:tcPr>
-            <w:tcW w:w="3146" w:type="dxa"/>
-          </w:tcPr>
-          <w:p>
-            <w:pPr>
-              <w:spacing w:line="240" w:lineRule="auto"/>
-            </w:pPr>
-            <w:r>
-              <w:t>Запись создана</w:t>
-            </w:r>
-          </w:p>
-        </w:tc>
-        <w:tc>
-          <w:tcPr>
-            <w:tcW w:w="2920" w:type="dxa"/>
-          </w:tcPr>
-          <w:p>
-            <w:pPr>
-              <w:spacing w:line="240" w:lineRule="auto"/>
-            </w:pPr>
-            <w:r>
-              <w:t>3 Формирования подтверждения блокировки</w:t>
-            </w:r>
-          </w:p>
-        </w:tc>
-      </w:tr>
-      <w:tr>
-        <w:tc>
-          <w:tcPr>
-            <w:tcW w:w="3279" w:type="dxa"/>
-          </w:tcPr>
-          <w:p>
-            <w:pPr>
-              <w:spacing w:line="240" w:lineRule="auto"/>
-            </w:pPr>
-            <w:r>
-              <w:t>2 Создания записи на эскроу-счет</w:t>
-            </w:r>
-          </w:p>
-        </w:tc>
-        <w:tc>
-          <w:tcPr>
-            <w:tcW w:w="3146" w:type="dxa"/>
-          </w:tcPr>
-          <w:p>
-            <w:pPr>
-              <w:spacing w:line="240" w:lineRule="auto"/>
-            </w:pPr>
-            <w:r>
-              <w:t>Запись о зачислении</w:t>
-            </w:r>
-          </w:p>
-        </w:tc>
-        <w:tc>
-          <w:tcPr>
-            <w:tcW w:w="2920" w:type="dxa"/>
-          </w:tcPr>
-          <w:p>
-            <w:pPr>
-              <w:spacing w:line="240" w:lineRule="auto"/>
-            </w:pPr>
-            <w:r>
-              <w:t>Выход</w:t>
-            </w:r>
-          </w:p>
-        </w:tc>
-      </w:tr>
-      <w:tr>
-        <w:tc>
-          <w:tcPr>
-            <w:tcW w:w="3279" w:type="dxa"/>
-          </w:tcPr>
-          <w:p>
-            <w:pPr>
-              <w:spacing w:line="240" w:lineRule="auto"/>
-            </w:pPr>
-            <w:r>
-              <w:t>3 Формирования подтверждения блокировки</w:t>
-            </w:r>
-          </w:p>
-        </w:tc>
-        <w:tc>
-          <w:tcPr>
-            <w:tcW w:w="3146" w:type="dxa"/>
-          </w:tcPr>
-          <w:p>
-            <w:pPr>
-              <w:spacing w:line="240" w:lineRule="auto"/>
-            </w:pPr>
-            <w:r>
-              <w:t>Подтверждения блокировки средств</w:t>
-            </w:r>
-          </w:p>
-        </w:tc>
-        <w:tc>
-          <w:tcPr>
-            <w:tcW w:w="2920" w:type="dxa"/>
-          </w:tcPr>
-          <w:p>
-            <w:pPr>
-              <w:spacing w:line="240" w:lineRule="auto"/>
-            </w:pPr>
-            <w:r>
-              <w:t>Выход</w:t>
+              <w:t>В.С. Пользователь</w:t>
             </w:r>
           </w:p>
         </w:tc>
       </w:tr>
     </w:tbl>
+    <w:p>
+      <w:pPr>
+        <w:rPr>
+          <w:i/>
+          <w:iCs/>
+        </w:rPr>
+      </w:pPr>
+    </w:p>
     <w:p/>
     <w:p>
       <w:pPr>
         <w:jc w:val="center"/>
       </w:pPr>
       <w:r>
-        <w:lastRenderedPageBreak/>
+        <w:t xml:space="preserve"> </w:t>
+      </w:r>
+      <w:r>
         <w:drawing>
-          <wp:inline distT="0" distB="0" distL="0" distR="0" wp14:anchorId="1AAEF6BA" wp14:editId="453C080D">
-            <wp:extent cx="5940425" cy="3340100"/>
-            <wp:effectExtent l="0" t="0" r="3175" b="0"/>
-            <wp:docPr id="437708978" name="Рисунок 1"/>
+          <wp:inline distT="0" distB="0" distL="0" distR="0" wp14:anchorId="1FCCE659" wp14:editId="13C4D537">
+            <wp:extent cx="5940425" cy="4775835"/>
+            <wp:effectExtent l="0" t="0" r="3175" b="5715"/>
+            <wp:docPr id="1610838078" name="Рисунок 1"/>
             <wp:cNvGraphicFramePr>
               <a:graphicFrameLocks xmlns:a="http://schemas.openxmlformats.org/drawingml/2006/main" noChangeAspect="1"/>
             </wp:cNvGraphicFramePr>
@@ -2976,7 +2556,120 @@
               <a:graphicData uri="http://schemas.openxmlformats.org/drawingml/2006/picture">
                 <pic:pic xmlns:pic="http://schemas.openxmlformats.org/drawingml/2006/picture">
                   <pic:nvPicPr>
-                    <pic:cNvPr id="437708978" name=""/>
+                    <pic:cNvPr id="1610838078" name=""/>
+                    <pic:cNvPicPr/>
+                  </pic:nvPicPr>
+                  <pic:blipFill>
+                    <a:blip r:embed="rId8"/>
+                    <a:stretch>
+                      <a:fillRect/>
+                    </a:stretch>
+                  </pic:blipFill>
+                  <pic:spPr>
+                    <a:xfrm>
+                      <a:off x="0" y="0"/>
+                      <a:ext cx="5940425" cy="4775835"/>
+                    </a:xfrm>
+                    <a:prstGeom prst="rect">
+                      <a:avLst/>
+                    </a:prstGeom>
+                  </pic:spPr>
+                </pic:pic>
+              </a:graphicData>
+            </a:graphic>
+          </wp:inline>
+        </w:drawing>
+      </w:r>
+      <w:r>
+        <w:t xml:space="preserve">Рисунок 1 </w:t>
+      </w:r>
+      <w:r>
+        <w:t>–</w:t>
+      </w:r>
+      <w:r>
+        <w:t xml:space="preserve">Процесс </w:t>
+      </w:r>
+      <w:r>
+        <w:t>«</w:t>
+      </w:r>
+      <w:r>
+        <w:t>Торговля на игровой площадке</w:t>
+      </w:r>
+      <w:r>
+        <w:t>»</w:t>
+      </w:r>
+    </w:p>
+    <w:p>
+      <w:pPr>
+        <w:jc w:val="center"/>
+      </w:pPr>
+    </w:p>
+    <w:p>
+      <w:pPr>
+        <w:rPr>
+          <w:sz w:val="28"/>
+          <w:szCs w:val="28"/>
+        </w:rPr>
+      </w:pPr>
+      <w:r>
+        <w:tab/>
+      </w:r>
+      <w:r>
+        <w:rPr>
+          <w:sz w:val="28"/>
+          <w:szCs w:val="28"/>
+        </w:rPr>
+        <w:t>Теперь декомпозируем</w:t>
+      </w:r>
+      <w:r>
+        <w:rPr>
+          <w:sz w:val="28"/>
+          <w:szCs w:val="28"/>
+        </w:rPr>
+        <w:t xml:space="preserve"> главный блок</w:t>
+      </w:r>
+      <w:r>
+        <w:rPr>
+          <w:sz w:val="28"/>
+          <w:szCs w:val="28"/>
+        </w:rPr>
+        <w:t>. Результаты представлен</w:t>
+      </w:r>
+      <w:r>
+        <w:rPr>
+          <w:sz w:val="28"/>
+          <w:szCs w:val="28"/>
+        </w:rPr>
+        <w:t xml:space="preserve">ы на </w:t>
+      </w:r>
+      <w:r>
+        <w:rPr>
+          <w:sz w:val="28"/>
+          <w:szCs w:val="28"/>
+        </w:rPr>
+        <w:t>рис.2:</w:t>
+      </w:r>
+    </w:p>
+    <w:p/>
+    <w:p>
+      <w:pPr>
+        <w:jc w:val="center"/>
+      </w:pPr>
+      <w:r>
+        <w:lastRenderedPageBreak/>
+        <w:drawing>
+          <wp:inline distT="0" distB="0" distL="0" distR="0" wp14:anchorId="37BEA8CB" wp14:editId="499C917E">
+            <wp:extent cx="5940425" cy="4197350"/>
+            <wp:effectExtent l="0" t="0" r="3175" b="0"/>
+            <wp:docPr id="1111463342" name="Рисунок 1"/>
+            <wp:cNvGraphicFramePr>
+              <a:graphicFrameLocks xmlns:a="http://schemas.openxmlformats.org/drawingml/2006/main" noChangeAspect="1"/>
+            </wp:cNvGraphicFramePr>
+            <a:graphic xmlns:a="http://schemas.openxmlformats.org/drawingml/2006/main">
+              <a:graphicData uri="http://schemas.openxmlformats.org/drawingml/2006/picture">
+                <pic:pic xmlns:pic="http://schemas.openxmlformats.org/drawingml/2006/picture">
+                  <pic:nvPicPr>
+                    <pic:cNvPr id="1111463342" name=""/>
                     <pic:cNvPicPr/>
                   </pic:nvPicPr>
                   <pic:blipFill>
@@ -2988,7 +2681,7 @@
                   <pic:spPr>
                     <a:xfrm>
                       <a:off x="0" y="0"/>
-                      <a:ext cx="5940425" cy="3340100"/>
+                      <a:ext cx="5940425" cy="4197350"/>
                     </a:xfrm>
                     <a:prstGeom prst="rect">
                       <a:avLst/>
@@ -3013,10 +2706,115 @@
         <w:t>2</w:t>
       </w:r>
       <w:r>
+        <w:t xml:space="preserve"> – Декомпозиция процесса «</w:t>
+      </w:r>
+      <w:r>
+        <w:t>Торговля на игровой площадке</w:t>
+      </w:r>
+      <w:r>
+        <w:t>»</w:t>
+      </w:r>
+    </w:p>
+    <w:p>
+      <w:pPr>
+        <w:spacing w:after="160" w:line="259" w:lineRule="auto"/>
+      </w:pPr>
+    </w:p>
+    <w:p>
+      <w:pPr>
+        <w:spacing w:after="160" w:line="259" w:lineRule="auto"/>
+        <w:rPr>
+          <w:sz w:val="28"/>
+          <w:szCs w:val="28"/>
+        </w:rPr>
+      </w:pPr>
+      <w:r>
+        <w:tab/>
+      </w:r>
+      <w:r>
+        <w:rPr>
+          <w:sz w:val="28"/>
+          <w:szCs w:val="28"/>
+        </w:rPr>
+        <w:t xml:space="preserve">И под конец опишем 2 декомпозицию значимого подпроцесса «». Результаты </w:t>
+      </w:r>
+      <w:r>
+        <w:rPr>
+          <w:sz w:val="28"/>
+          <w:szCs w:val="28"/>
+        </w:rPr>
+        <w:t xml:space="preserve">на </w:t>
+      </w:r>
+      <w:r>
+        <w:rPr>
+          <w:sz w:val="28"/>
+          <w:szCs w:val="28"/>
+        </w:rPr>
+        <w:t>рис.3:</w:t>
+      </w:r>
+    </w:p>
+    <w:p>
+      <w:pPr>
+        <w:spacing w:after="160" w:line="259" w:lineRule="auto"/>
+        <w:rPr>
+          <w:sz w:val="28"/>
+          <w:szCs w:val="28"/>
+        </w:rPr>
+      </w:pPr>
+    </w:p>
+    <w:p>
+      <w:pPr>
+        <w:jc w:val="center"/>
+      </w:pPr>
+      <w:r>
+        <w:lastRenderedPageBreak/>
+        <w:drawing>
+          <wp:inline distT="0" distB="0" distL="0" distR="0" wp14:anchorId="13C0D65D" wp14:editId="11252EC8">
+            <wp:extent cx="5940425" cy="4284345"/>
+            <wp:effectExtent l="0" t="0" r="3175" b="1905"/>
+            <wp:docPr id="1181371035" name="Рисунок 1"/>
+            <wp:cNvGraphicFramePr>
+              <a:graphicFrameLocks xmlns:a="http://schemas.openxmlformats.org/drawingml/2006/main" noChangeAspect="1"/>
+            </wp:cNvGraphicFramePr>
+            <a:graphic xmlns:a="http://schemas.openxmlformats.org/drawingml/2006/main">
+              <a:graphicData uri="http://schemas.openxmlformats.org/drawingml/2006/picture">
+                <pic:pic xmlns:pic="http://schemas.openxmlformats.org/drawingml/2006/picture">
+                  <pic:nvPicPr>
+                    <pic:cNvPr id="1181371035" name=""/>
+                    <pic:cNvPicPr/>
+                  </pic:nvPicPr>
+                  <pic:blipFill>
+                    <a:blip r:embed="rId10"/>
+                    <a:stretch>
+                      <a:fillRect/>
+                    </a:stretch>
+                  </pic:blipFill>
+                  <pic:spPr>
+                    <a:xfrm>
+                      <a:off x="0" y="0"/>
+                      <a:ext cx="5940425" cy="4284345"/>
+                    </a:xfrm>
+                    <a:prstGeom prst="rect">
+                      <a:avLst/>
+                    </a:prstGeom>
+                  </pic:spPr>
+                </pic:pic>
+              </a:graphicData>
+            </a:graphic>
+          </wp:inline>
+        </w:drawing>
+      </w:r>
+      <w:r>
+        <w:t xml:space="preserve">Рисунок </w:t>
+      </w:r>
+      <w:r>
+        <w:t>3</w:t>
+      </w:r>
+      <w:r>
         <w:t xml:space="preserve"> – Декомпозиция подпроцесса «</w:t>
       </w:r>
       <w:r>
-        <w:t>Зачисление средств на временный счет(эскроу)</w:t>
+        <w:t>Формирование заказа</w:t>
       </w:r>
       <w:r>
         <w:t>»</w:t>
@@ -3081,14 +2879,14 @@
           <w:sz w:val="28"/>
           <w:szCs w:val="28"/>
         </w:rPr>
-        <w:t>заключается в выборе наиболее значимого функционального блока нижнего уровня декомпозиции</w:t>
+        <w:t xml:space="preserve">заключается в </w:t>
       </w:r>
       <w:r>
         <w:rPr>
           <w:sz w:val="28"/>
           <w:szCs w:val="28"/>
         </w:rPr>
-        <w:t xml:space="preserve"> и </w:t>
+        <w:t xml:space="preserve">описании системы в нотации </w:t>
       </w:r>
       <w:r>
         <w:rPr>
@@ -3096,36 +2894,84 @@
           <w:szCs w:val="28"/>
           <w:lang w:val="en-US"/>
         </w:rPr>
-        <w:t>c</w:t>
+        <w:t>dfd</w:t>
       </w:r>
       <w:r>
         <w:rPr>
           <w:sz w:val="28"/>
           <w:szCs w:val="28"/>
         </w:rPr>
-        <w:t>проектиро</w:t>
+        <w:t xml:space="preserve"> </w:t>
       </w:r>
       <w:r>
         <w:rPr>
           <w:sz w:val="28"/>
           <w:szCs w:val="28"/>
         </w:rPr>
-        <w:t xml:space="preserve">вали </w:t>
+        <w:t xml:space="preserve">и </w:t>
       </w:r>
       <w:r>
         <w:rPr>
           <w:sz w:val="28"/>
           <w:szCs w:val="28"/>
         </w:rPr>
-        <w:t xml:space="preserve">декомпозиции в нотации </w:t>
+        <w:t>выборе наиболее значим</w:t>
       </w:r>
       <w:r>
         <w:rPr>
           <w:sz w:val="28"/>
           <w:szCs w:val="28"/>
-          <w:lang w:val="en-US"/>
-        </w:rPr>
-        <w:t>DFD</w:t>
+        </w:rPr>
+        <w:t xml:space="preserve">ых </w:t>
+      </w:r>
+      <w:r>
+        <w:rPr>
+          <w:sz w:val="28"/>
+          <w:szCs w:val="28"/>
+        </w:rPr>
+        <w:t>функциональн</w:t>
+      </w:r>
+      <w:r>
+        <w:rPr>
+          <w:sz w:val="28"/>
+          <w:szCs w:val="28"/>
+        </w:rPr>
+        <w:t xml:space="preserve">ых </w:t>
+      </w:r>
+      <w:r>
+        <w:rPr>
+          <w:sz w:val="28"/>
+          <w:szCs w:val="28"/>
+        </w:rPr>
+        <w:t>блок</w:t>
+      </w:r>
+      <w:r>
+        <w:rPr>
+          <w:sz w:val="28"/>
+          <w:szCs w:val="28"/>
+        </w:rPr>
+        <w:t xml:space="preserve">ов </w:t>
+      </w:r>
+      <w:r>
+        <w:rPr>
+          <w:sz w:val="28"/>
+          <w:szCs w:val="28"/>
+        </w:rPr>
+        <w:t xml:space="preserve">нижнего уровня </w:t>
+      </w:r>
+      <w:r>
+        <w:rPr>
+          <w:sz w:val="28"/>
+          <w:szCs w:val="28"/>
+        </w:rPr>
+        <w:t xml:space="preserve">для </w:t>
+      </w:r>
+      <w:r>
+        <w:rPr>
+          <w:sz w:val="28"/>
+          <w:szCs w:val="28"/>
+        </w:rPr>
+        <w:t>декомпозиции</w:t>
       </w:r>
       <w:r>
         <w:rPr>
@@ -7588,7 +7434,7 @@
   <w:style w:type="paragraph" w:default="1" w:styleId="a">
     <w:name w:val="Normal"/>
     <w:qFormat/>
-    <w:rsid w:val="00CB5BE1"/>
+    <w:rsid w:val="00112118"/>
     <w:pPr>
       <w:spacing w:after="0" w:line="360" w:lineRule="auto"/>
     </w:pPr>
